--- a/TIM Multimodal/Plan_TIM_Multimodal.docx
+++ b/TIM Multimodal/Plan_TIM_Multimodal.docx
@@ -5,6 +5,169 @@
     <w:p>
       <w:pPr>
         <w:pStyle w:val="Titre1"/>
+        <w:rPr>
+          <w:lang w:val="fr-FR"/>
+        </w:rPr>
+      </w:pPr>
+      <w:r>
+        <w:rPr>
+          <w:lang w:val="fr-FR"/>
+        </w:rPr>
+        <w:t>Multimodalité :</w:t>
+      </w:r>
+    </w:p>
+    <w:p>
+      <w:pPr>
+        <w:pStyle w:val="Titre3"/>
+        <w:numPr>
+          <w:ilvl w:val="0"/>
+          <w:numId w:val="12"/>
+        </w:numPr>
+        <w:rPr>
+          <w:lang w:val="fr-FR"/>
+        </w:rPr>
+      </w:pPr>
+      <w:r>
+        <w:rPr>
+          <w:lang w:val="fr-FR"/>
+        </w:rPr>
+        <w:t>C’est quoi une IA multimodale ?</w:t>
+      </w:r>
+    </w:p>
+    <w:p>
+      <w:pPr>
+        <w:pStyle w:val="Titre3"/>
+        <w:numPr>
+          <w:ilvl w:val="0"/>
+          <w:numId w:val="12"/>
+        </w:numPr>
+        <w:rPr>
+          <w:lang w:val="fr-FR"/>
+        </w:rPr>
+      </w:pPr>
+      <w:r>
+        <w:rPr>
+          <w:lang w:val="fr-FR"/>
+        </w:rPr>
+        <w:t>Introduction :</w:t>
+      </w:r>
+    </w:p>
+    <w:p>
+      <w:pPr>
+        <w:pStyle w:val="Titre3"/>
+        <w:numPr>
+          <w:ilvl w:val="0"/>
+          <w:numId w:val="12"/>
+        </w:numPr>
+        <w:rPr>
+          <w:lang w:val="fr-FR"/>
+        </w:rPr>
+      </w:pPr>
+      <w:r>
+        <w:rPr>
+          <w:lang w:val="fr-FR"/>
+        </w:rPr>
+        <w:t>Les 5 points clés de la multimodalité</w:t>
+      </w:r>
+    </w:p>
+    <w:p>
+      <w:pPr>
+        <w:pStyle w:val="Titre3"/>
+        <w:numPr>
+          <w:ilvl w:val="0"/>
+          <w:numId w:val="12"/>
+        </w:numPr>
+        <w:rPr>
+          <w:lang w:val="fr-FR"/>
+        </w:rPr>
+      </w:pPr>
+      <w:r>
+        <w:rPr>
+          <w:lang w:val="fr-FR"/>
+        </w:rPr>
+        <w:t>La fusion</w:t>
+      </w:r>
+    </w:p>
+    <w:p>
+      <w:pPr>
+        <w:pStyle w:val="Titre3"/>
+        <w:numPr>
+          <w:ilvl w:val="0"/>
+          <w:numId w:val="12"/>
+        </w:numPr>
+        <w:rPr>
+          <w:lang w:val="fr-FR"/>
+        </w:rPr>
+      </w:pPr>
+      <w:r>
+        <w:rPr>
+          <w:lang w:val="fr-FR"/>
+        </w:rPr>
+        <w:t xml:space="preserve">Les </w:t>
+      </w:r>
+      <w:proofErr w:type="spellStart"/>
+      <w:r>
+        <w:rPr>
+          <w:lang w:val="fr-FR"/>
+        </w:rPr>
+        <w:t>techonologies</w:t>
+      </w:r>
+      <w:proofErr w:type="spellEnd"/>
+      <w:r>
+        <w:rPr>
+          <w:lang w:val="fr-FR"/>
+        </w:rPr>
+        <w:t xml:space="preserve"> de fusion </w:t>
+      </w:r>
+    </w:p>
+    <w:p>
+      <w:pPr>
+        <w:pStyle w:val="Titre3"/>
+        <w:numPr>
+          <w:ilvl w:val="0"/>
+          <w:numId w:val="12"/>
+        </w:numPr>
+        <w:rPr>
+          <w:lang w:val="fr-FR"/>
+        </w:rPr>
+      </w:pPr>
+      <w:r>
+        <w:rPr>
+          <w:lang w:val="fr-FR"/>
+        </w:rPr>
+        <w:t xml:space="preserve">Le </w:t>
+      </w:r>
+      <w:proofErr w:type="spellStart"/>
+      <w:r>
+        <w:rPr>
+          <w:lang w:val="fr-FR"/>
+        </w:rPr>
+        <w:t>co-learning</w:t>
+      </w:r>
+      <w:proofErr w:type="spellEnd"/>
+    </w:p>
+    <w:p>
+      <w:pPr>
+        <w:pStyle w:val="Titre3"/>
+        <w:numPr>
+          <w:ilvl w:val="0"/>
+          <w:numId w:val="12"/>
+        </w:numPr>
+        <w:rPr>
+          <w:lang w:val="fr-FR"/>
+        </w:rPr>
+      </w:pPr>
+      <w:r>
+        <w:rPr>
+          <w:lang w:val="fr-FR"/>
+        </w:rPr>
+        <w:t xml:space="preserve">Les principales utilisation et cas d’utilisation. </w:t>
+      </w:r>
+    </w:p>
+    <w:p>
+      <w:pPr>
+        <w:pStyle w:val="Paragraphedeliste"/>
+        <w:ind w:left="1080"/>
         <w:rPr>
           <w:lang w:val="fr-FR"/>
         </w:rPr>
@@ -23,6 +186,208 @@
 <file path=word/numbering.xml><?xml version="1.0" encoding="utf-8"?>
 <w:numbering xmlns:wpc="http://schemas.microsoft.com/office/word/2010/wordprocessingCanvas" xmlns:cx="http://schemas.microsoft.com/office/drawing/2014/chartex" xmlns:cx1="http://schemas.microsoft.com/office/drawing/2015/9/8/chartex" xmlns:cx2="http://schemas.microsoft.com/office/drawing/2015/10/21/chartex" xmlns:cx3="http://schemas.microsoft.com/office/drawing/2016/5/9/chartex" xmlns:cx4="http://schemas.microsoft.com/office/drawing/2016/5/10/chartex" xmlns:cx5="http://schemas.microsoft.com/office/drawing/2016/5/11/chartex" xmlns:cx6="http://schemas.microsoft.com/office/drawing/2016/5/12/chartex" xmlns:cx7="http://schemas.microsoft.com/office/drawing/2016/5/13/chartex" xmlns:cx8="http://schemas.microsoft.com/office/drawing/2016/5/14/chartex" xmlns:mc="http://schemas.openxmlformats.org/markup-compatibility/2006" xmlns:aink="http://schemas.microsoft.com/office/drawing/2016/ink" xmlns:am3d="http://schemas.microsoft.com/office/drawing/2017/model3d" xmlns:o="urn:schemas-microsoft-com:office:office" xmlns:oel="http://schemas.microsoft.com/office/2019/extlst" xmlns:r="http://schemas.openxmlformats.org/officeDocument/2006/relationships" xmlns:m="http://schemas.openxmlformats.org/officeDocument/2006/math" xmlns:v="urn:schemas-microsoft-com:vml" xmlns:wp14="http://schemas.microsoft.com/office/word/2010/wordprocessingDrawing" xmlns:wp="http://schemas.openxmlformats.org/drawingml/2006/wordprocessingDrawing" xmlns:w10="urn:schemas-microsoft-com:office:word" xmlns:w="http://schemas.openxmlformats.org/wordprocessingml/2006/main" xmlns:w14="http://schemas.microsoft.com/office/word/2010/wordml" xmlns:w15="http://schemas.microsoft.com/office/word/2012/wordml" xmlns:w16cex="http://schemas.microsoft.com/office/word/2018/wordml/cex" xmlns:w16cid="http://schemas.microsoft.com/office/word/2016/wordml/cid" xmlns:w16="http://schemas.microsoft.com/office/word/2018/wordml" xmlns:w16du="http://schemas.microsoft.com/office/word/2023/wordml/word16du" xmlns:w16sdtdh="http://schemas.microsoft.com/office/word/2020/wordml/sdtdatahash" xmlns:w16sdtfl="http://schemas.microsoft.com/office/word/2024/wordml/sdtformatlock" xmlns:w16se="http://schemas.microsoft.com/office/word/2015/wordml/symex" xmlns:wpg="http://schemas.microsoft.com/office/word/2010/wordprocessingGroup" xmlns:wpi="http://schemas.microsoft.com/office/word/2010/wordprocessingInk" xmlns:wne="http://schemas.microsoft.com/office/word/2006/wordml" xmlns:wps="http://schemas.microsoft.com/office/word/2010/wordprocessingShape" mc:Ignorable="w14 w15 w16se w16cid w16 w16cex w16sdtdh w16sdtfl w16du wp14">
   <w:abstractNum w:abstractNumId="0" w15:restartNumberingAfterBreak="0">
+    <w:nsid w:val="01844079"/>
+    <w:multiLevelType w:val="hybridMultilevel"/>
+    <w:tmpl w:val="583A231E"/>
+    <w:lvl w:ilvl="0" w:tplc="2C0A0011">
+      <w:start w:val="1"/>
+      <w:numFmt w:val="decimal"/>
+      <w:lvlText w:val="%1)"/>
+      <w:lvlJc w:val="left"/>
+      <w:pPr>
+        <w:ind w:left="720" w:hanging="360"/>
+      </w:pPr>
+      <w:rPr>
+        <w:rFonts w:hint="default"/>
+      </w:rPr>
+    </w:lvl>
+    <w:lvl w:ilvl="1" w:tplc="2C0A0019">
+      <w:start w:val="1"/>
+      <w:numFmt w:val="lowerLetter"/>
+      <w:lvlText w:val="%2."/>
+      <w:lvlJc w:val="left"/>
+      <w:pPr>
+        <w:ind w:left="1440" w:hanging="360"/>
+      </w:pPr>
+    </w:lvl>
+    <w:lvl w:ilvl="2" w:tplc="2C0A001B" w:tentative="1">
+      <w:start w:val="1"/>
+      <w:numFmt w:val="lowerRoman"/>
+      <w:lvlText w:val="%3."/>
+      <w:lvlJc w:val="right"/>
+      <w:pPr>
+        <w:ind w:left="2160" w:hanging="180"/>
+      </w:pPr>
+    </w:lvl>
+    <w:lvl w:ilvl="3" w:tplc="2C0A000F" w:tentative="1">
+      <w:start w:val="1"/>
+      <w:numFmt w:val="decimal"/>
+      <w:lvlText w:val="%4."/>
+      <w:lvlJc w:val="left"/>
+      <w:pPr>
+        <w:ind w:left="2880" w:hanging="360"/>
+      </w:pPr>
+    </w:lvl>
+    <w:lvl w:ilvl="4" w:tplc="2C0A0019" w:tentative="1">
+      <w:start w:val="1"/>
+      <w:numFmt w:val="lowerLetter"/>
+      <w:lvlText w:val="%5."/>
+      <w:lvlJc w:val="left"/>
+      <w:pPr>
+        <w:ind w:left="3600" w:hanging="360"/>
+      </w:pPr>
+    </w:lvl>
+    <w:lvl w:ilvl="5" w:tplc="2C0A001B" w:tentative="1">
+      <w:start w:val="1"/>
+      <w:numFmt w:val="lowerRoman"/>
+      <w:lvlText w:val="%6."/>
+      <w:lvlJc w:val="right"/>
+      <w:pPr>
+        <w:ind w:left="4320" w:hanging="180"/>
+      </w:pPr>
+    </w:lvl>
+    <w:lvl w:ilvl="6" w:tplc="2C0A000F" w:tentative="1">
+      <w:start w:val="1"/>
+      <w:numFmt w:val="decimal"/>
+      <w:lvlText w:val="%7."/>
+      <w:lvlJc w:val="left"/>
+      <w:pPr>
+        <w:ind w:left="5040" w:hanging="360"/>
+      </w:pPr>
+    </w:lvl>
+    <w:lvl w:ilvl="7" w:tplc="2C0A0019" w:tentative="1">
+      <w:start w:val="1"/>
+      <w:numFmt w:val="lowerLetter"/>
+      <w:lvlText w:val="%8."/>
+      <w:lvlJc w:val="left"/>
+      <w:pPr>
+        <w:ind w:left="5760" w:hanging="360"/>
+      </w:pPr>
+    </w:lvl>
+    <w:lvl w:ilvl="8" w:tplc="2C0A001B" w:tentative="1">
+      <w:start w:val="1"/>
+      <w:numFmt w:val="lowerRoman"/>
+      <w:lvlText w:val="%9."/>
+      <w:lvlJc w:val="right"/>
+      <w:pPr>
+        <w:ind w:left="6480" w:hanging="180"/>
+      </w:pPr>
+    </w:lvl>
+  </w:abstractNum>
+  <w:abstractNum w:abstractNumId="1" w15:restartNumberingAfterBreak="0">
+    <w:nsid w:val="04DF1E70"/>
+    <w:multiLevelType w:val="multilevel"/>
+    <w:tmpl w:val="BD167E34"/>
+    <w:lvl w:ilvl="0">
+      <w:start w:val="1"/>
+      <w:numFmt w:val="decimal"/>
+      <w:lvlText w:val="%1"/>
+      <w:lvlJc w:val="left"/>
+      <w:pPr>
+        <w:ind w:left="375" w:hanging="375"/>
+      </w:pPr>
+      <w:rPr>
+        <w:rFonts w:hint="default"/>
+      </w:rPr>
+    </w:lvl>
+    <w:lvl w:ilvl="1">
+      <w:start w:val="1"/>
+      <w:numFmt w:val="decimal"/>
+      <w:lvlText w:val="%1.%2"/>
+      <w:lvlJc w:val="left"/>
+      <w:pPr>
+        <w:ind w:left="375" w:hanging="375"/>
+      </w:pPr>
+      <w:rPr>
+        <w:rFonts w:hint="default"/>
+      </w:rPr>
+    </w:lvl>
+    <w:lvl w:ilvl="2">
+      <w:start w:val="1"/>
+      <w:numFmt w:val="decimal"/>
+      <w:lvlText w:val="%1.%2.%3"/>
+      <w:lvlJc w:val="left"/>
+      <w:pPr>
+        <w:ind w:left="720" w:hanging="720"/>
+      </w:pPr>
+      <w:rPr>
+        <w:rFonts w:hint="default"/>
+      </w:rPr>
+    </w:lvl>
+    <w:lvl w:ilvl="3">
+      <w:start w:val="1"/>
+      <w:numFmt w:val="decimal"/>
+      <w:lvlText w:val="%1.%2.%3.%4"/>
+      <w:lvlJc w:val="left"/>
+      <w:pPr>
+        <w:ind w:left="1080" w:hanging="1080"/>
+      </w:pPr>
+      <w:rPr>
+        <w:rFonts w:hint="default"/>
+      </w:rPr>
+    </w:lvl>
+    <w:lvl w:ilvl="4">
+      <w:start w:val="1"/>
+      <w:numFmt w:val="decimal"/>
+      <w:lvlText w:val="%1.%2.%3.%4.%5"/>
+      <w:lvlJc w:val="left"/>
+      <w:pPr>
+        <w:ind w:left="1080" w:hanging="1080"/>
+      </w:pPr>
+      <w:rPr>
+        <w:rFonts w:hint="default"/>
+      </w:rPr>
+    </w:lvl>
+    <w:lvl w:ilvl="5">
+      <w:start w:val="1"/>
+      <w:numFmt w:val="decimal"/>
+      <w:lvlText w:val="%1.%2.%3.%4.%5.%6"/>
+      <w:lvlJc w:val="left"/>
+      <w:pPr>
+        <w:ind w:left="1440" w:hanging="1440"/>
+      </w:pPr>
+      <w:rPr>
+        <w:rFonts w:hint="default"/>
+      </w:rPr>
+    </w:lvl>
+    <w:lvl w:ilvl="6">
+      <w:start w:val="1"/>
+      <w:numFmt w:val="decimal"/>
+      <w:lvlText w:val="%1.%2.%3.%4.%5.%6.%7"/>
+      <w:lvlJc w:val="left"/>
+      <w:pPr>
+        <w:ind w:left="1440" w:hanging="1440"/>
+      </w:pPr>
+      <w:rPr>
+        <w:rFonts w:hint="default"/>
+      </w:rPr>
+    </w:lvl>
+    <w:lvl w:ilvl="7">
+      <w:start w:val="1"/>
+      <w:numFmt w:val="decimal"/>
+      <w:lvlText w:val="%1.%2.%3.%4.%5.%6.%7.%8"/>
+      <w:lvlJc w:val="left"/>
+      <w:pPr>
+        <w:ind w:left="1800" w:hanging="1800"/>
+      </w:pPr>
+      <w:rPr>
+        <w:rFonts w:hint="default"/>
+      </w:rPr>
+    </w:lvl>
+    <w:lvl w:ilvl="8">
+      <w:start w:val="1"/>
+      <w:numFmt w:val="decimal"/>
+      <w:lvlText w:val="%1.%2.%3.%4.%5.%6.%7.%8.%9"/>
+      <w:lvlJc w:val="left"/>
+      <w:pPr>
+        <w:ind w:left="1800" w:hanging="1800"/>
+      </w:pPr>
+      <w:rPr>
+        <w:rFonts w:hint="default"/>
+      </w:rPr>
+    </w:lvl>
+  </w:abstractNum>
+  <w:abstractNum w:abstractNumId="2" w15:restartNumberingAfterBreak="0">
     <w:nsid w:val="12545EC5"/>
     <w:multiLevelType w:val="hybridMultilevel"/>
     <w:tmpl w:val="C674DEE8"/>
@@ -135,7 +500,7 @@
       </w:rPr>
     </w:lvl>
   </w:abstractNum>
-  <w:abstractNum w:abstractNumId="1" w15:restartNumberingAfterBreak="0">
+  <w:abstractNum w:abstractNumId="3" w15:restartNumberingAfterBreak="0">
     <w:nsid w:val="29CA5529"/>
     <w:multiLevelType w:val="hybridMultilevel"/>
     <w:tmpl w:val="A016D80E"/>
@@ -248,7 +613,7 @@
       </w:rPr>
     </w:lvl>
   </w:abstractNum>
-  <w:abstractNum w:abstractNumId="2" w15:restartNumberingAfterBreak="0">
+  <w:abstractNum w:abstractNumId="4" w15:restartNumberingAfterBreak="0">
     <w:nsid w:val="32B57E4C"/>
     <w:multiLevelType w:val="hybridMultilevel"/>
     <w:tmpl w:val="10AE5A52"/>
@@ -361,7 +726,7 @@
       </w:rPr>
     </w:lvl>
   </w:abstractNum>
-  <w:abstractNum w:abstractNumId="3" w15:restartNumberingAfterBreak="0">
+  <w:abstractNum w:abstractNumId="5" w15:restartNumberingAfterBreak="0">
     <w:nsid w:val="3D7A3946"/>
     <w:multiLevelType w:val="hybridMultilevel"/>
     <w:tmpl w:val="761A26C6"/>
@@ -474,7 +839,7 @@
       </w:rPr>
     </w:lvl>
   </w:abstractNum>
-  <w:abstractNum w:abstractNumId="4" w15:restartNumberingAfterBreak="0">
+  <w:abstractNum w:abstractNumId="6" w15:restartNumberingAfterBreak="0">
     <w:nsid w:val="43EB5031"/>
     <w:multiLevelType w:val="hybridMultilevel"/>
     <w:tmpl w:val="ACDCFF82"/>
@@ -587,7 +952,96 @@
       </w:rPr>
     </w:lvl>
   </w:abstractNum>
-  <w:abstractNum w:abstractNumId="5" w15:restartNumberingAfterBreak="0">
+  <w:abstractNum w:abstractNumId="7" w15:restartNumberingAfterBreak="0">
+    <w:nsid w:val="4DE7674D"/>
+    <w:multiLevelType w:val="hybridMultilevel"/>
+    <w:tmpl w:val="78A84FF0"/>
+    <w:lvl w:ilvl="0" w:tplc="2C0A0011">
+      <w:start w:val="1"/>
+      <w:numFmt w:val="decimal"/>
+      <w:lvlText w:val="%1)"/>
+      <w:lvlJc w:val="left"/>
+      <w:pPr>
+        <w:ind w:left="720" w:hanging="360"/>
+      </w:pPr>
+      <w:rPr>
+        <w:rFonts w:hint="default"/>
+      </w:rPr>
+    </w:lvl>
+    <w:lvl w:ilvl="1" w:tplc="2C0A0019">
+      <w:start w:val="1"/>
+      <w:numFmt w:val="lowerLetter"/>
+      <w:lvlText w:val="%2."/>
+      <w:lvlJc w:val="left"/>
+      <w:pPr>
+        <w:ind w:left="1440" w:hanging="360"/>
+      </w:pPr>
+    </w:lvl>
+    <w:lvl w:ilvl="2" w:tplc="2C0A001B" w:tentative="1">
+      <w:start w:val="1"/>
+      <w:numFmt w:val="lowerRoman"/>
+      <w:lvlText w:val="%3."/>
+      <w:lvlJc w:val="right"/>
+      <w:pPr>
+        <w:ind w:left="2160" w:hanging="180"/>
+      </w:pPr>
+    </w:lvl>
+    <w:lvl w:ilvl="3" w:tplc="2C0A000F" w:tentative="1">
+      <w:start w:val="1"/>
+      <w:numFmt w:val="decimal"/>
+      <w:lvlText w:val="%4."/>
+      <w:lvlJc w:val="left"/>
+      <w:pPr>
+        <w:ind w:left="2880" w:hanging="360"/>
+      </w:pPr>
+    </w:lvl>
+    <w:lvl w:ilvl="4" w:tplc="2C0A0019" w:tentative="1">
+      <w:start w:val="1"/>
+      <w:numFmt w:val="lowerLetter"/>
+      <w:lvlText w:val="%5."/>
+      <w:lvlJc w:val="left"/>
+      <w:pPr>
+        <w:ind w:left="3600" w:hanging="360"/>
+      </w:pPr>
+    </w:lvl>
+    <w:lvl w:ilvl="5" w:tplc="2C0A001B" w:tentative="1">
+      <w:start w:val="1"/>
+      <w:numFmt w:val="lowerRoman"/>
+      <w:lvlText w:val="%6."/>
+      <w:lvlJc w:val="right"/>
+      <w:pPr>
+        <w:ind w:left="4320" w:hanging="180"/>
+      </w:pPr>
+    </w:lvl>
+    <w:lvl w:ilvl="6" w:tplc="2C0A000F" w:tentative="1">
+      <w:start w:val="1"/>
+      <w:numFmt w:val="decimal"/>
+      <w:lvlText w:val="%7."/>
+      <w:lvlJc w:val="left"/>
+      <w:pPr>
+        <w:ind w:left="5040" w:hanging="360"/>
+      </w:pPr>
+    </w:lvl>
+    <w:lvl w:ilvl="7" w:tplc="2C0A0019" w:tentative="1">
+      <w:start w:val="1"/>
+      <w:numFmt w:val="lowerLetter"/>
+      <w:lvlText w:val="%8."/>
+      <w:lvlJc w:val="left"/>
+      <w:pPr>
+        <w:ind w:left="5760" w:hanging="360"/>
+      </w:pPr>
+    </w:lvl>
+    <w:lvl w:ilvl="8" w:tplc="2C0A001B" w:tentative="1">
+      <w:start w:val="1"/>
+      <w:numFmt w:val="lowerRoman"/>
+      <w:lvlText w:val="%9."/>
+      <w:lvlJc w:val="right"/>
+      <w:pPr>
+        <w:ind w:left="6480" w:hanging="180"/>
+      </w:pPr>
+    </w:lvl>
+  </w:abstractNum>
+  <w:abstractNum w:abstractNumId="8" w15:restartNumberingAfterBreak="0">
     <w:nsid w:val="51753D3E"/>
     <w:multiLevelType w:val="hybridMultilevel"/>
     <w:tmpl w:val="47D0796C"/>
@@ -700,7 +1154,7 @@
       </w:rPr>
     </w:lvl>
   </w:abstractNum>
-  <w:abstractNum w:abstractNumId="6" w15:restartNumberingAfterBreak="0">
+  <w:abstractNum w:abstractNumId="9" w15:restartNumberingAfterBreak="0">
     <w:nsid w:val="5A2346D6"/>
     <w:multiLevelType w:val="multilevel"/>
     <w:tmpl w:val="74708842"/>
@@ -813,7 +1267,96 @@
       </w:pPr>
     </w:lvl>
   </w:abstractNum>
-  <w:abstractNum w:abstractNumId="7" w15:restartNumberingAfterBreak="0">
+  <w:abstractNum w:abstractNumId="10" w15:restartNumberingAfterBreak="0">
+    <w:nsid w:val="7326498C"/>
+    <w:multiLevelType w:val="hybridMultilevel"/>
+    <w:tmpl w:val="929AA80C"/>
+    <w:lvl w:ilvl="0" w:tplc="2C0A0011">
+      <w:start w:val="1"/>
+      <w:numFmt w:val="decimal"/>
+      <w:lvlText w:val="%1)"/>
+      <w:lvlJc w:val="left"/>
+      <w:pPr>
+        <w:ind w:left="1800" w:hanging="360"/>
+      </w:pPr>
+      <w:rPr>
+        <w:rFonts w:hint="default"/>
+      </w:rPr>
+    </w:lvl>
+    <w:lvl w:ilvl="1" w:tplc="2C0A0019" w:tentative="1">
+      <w:start w:val="1"/>
+      <w:numFmt w:val="lowerLetter"/>
+      <w:lvlText w:val="%2."/>
+      <w:lvlJc w:val="left"/>
+      <w:pPr>
+        <w:ind w:left="2520" w:hanging="360"/>
+      </w:pPr>
+    </w:lvl>
+    <w:lvl w:ilvl="2" w:tplc="2C0A001B" w:tentative="1">
+      <w:start w:val="1"/>
+      <w:numFmt w:val="lowerRoman"/>
+      <w:lvlText w:val="%3."/>
+      <w:lvlJc w:val="right"/>
+      <w:pPr>
+        <w:ind w:left="3240" w:hanging="180"/>
+      </w:pPr>
+    </w:lvl>
+    <w:lvl w:ilvl="3" w:tplc="2C0A000F" w:tentative="1">
+      <w:start w:val="1"/>
+      <w:numFmt w:val="decimal"/>
+      <w:lvlText w:val="%4."/>
+      <w:lvlJc w:val="left"/>
+      <w:pPr>
+        <w:ind w:left="3960" w:hanging="360"/>
+      </w:pPr>
+    </w:lvl>
+    <w:lvl w:ilvl="4" w:tplc="2C0A0019" w:tentative="1">
+      <w:start w:val="1"/>
+      <w:numFmt w:val="lowerLetter"/>
+      <w:lvlText w:val="%5."/>
+      <w:lvlJc w:val="left"/>
+      <w:pPr>
+        <w:ind w:left="4680" w:hanging="360"/>
+      </w:pPr>
+    </w:lvl>
+    <w:lvl w:ilvl="5" w:tplc="2C0A001B" w:tentative="1">
+      <w:start w:val="1"/>
+      <w:numFmt w:val="lowerRoman"/>
+      <w:lvlText w:val="%6."/>
+      <w:lvlJc w:val="right"/>
+      <w:pPr>
+        <w:ind w:left="5400" w:hanging="180"/>
+      </w:pPr>
+    </w:lvl>
+    <w:lvl w:ilvl="6" w:tplc="2C0A000F" w:tentative="1">
+      <w:start w:val="1"/>
+      <w:numFmt w:val="decimal"/>
+      <w:lvlText w:val="%7."/>
+      <w:lvlJc w:val="left"/>
+      <w:pPr>
+        <w:ind w:left="6120" w:hanging="360"/>
+      </w:pPr>
+    </w:lvl>
+    <w:lvl w:ilvl="7" w:tplc="2C0A0019" w:tentative="1">
+      <w:start w:val="1"/>
+      <w:numFmt w:val="lowerLetter"/>
+      <w:lvlText w:val="%8."/>
+      <w:lvlJc w:val="left"/>
+      <w:pPr>
+        <w:ind w:left="6840" w:hanging="360"/>
+      </w:pPr>
+    </w:lvl>
+    <w:lvl w:ilvl="8" w:tplc="2C0A001B" w:tentative="1">
+      <w:start w:val="1"/>
+      <w:numFmt w:val="lowerRoman"/>
+      <w:lvlText w:val="%9."/>
+      <w:lvlJc w:val="right"/>
+      <w:pPr>
+        <w:ind w:left="7560" w:hanging="180"/>
+      </w:pPr>
+    </w:lvl>
+  </w:abstractNum>
+  <w:abstractNum w:abstractNumId="11" w15:restartNumberingAfterBreak="0">
     <w:nsid w:val="7CEB26BB"/>
     <w:multiLevelType w:val="hybridMultilevel"/>
     <w:tmpl w:val="2CB69DEE"/>
@@ -903,28 +1446,40 @@
     </w:lvl>
   </w:abstractNum>
   <w:num w:numId="1" w16cid:durableId="1568956149">
+    <w:abstractNumId w:val="11"/>
+  </w:num>
+  <w:num w:numId="2" w16cid:durableId="48189166">
+    <w:abstractNumId w:val="5"/>
+  </w:num>
+  <w:num w:numId="3" w16cid:durableId="27721776">
+    <w:abstractNumId w:val="8"/>
+  </w:num>
+  <w:num w:numId="4" w16cid:durableId="2115396278">
+    <w:abstractNumId w:val="4"/>
+  </w:num>
+  <w:num w:numId="5" w16cid:durableId="197477822">
+    <w:abstractNumId w:val="6"/>
+  </w:num>
+  <w:num w:numId="6" w16cid:durableId="688990630">
+    <w:abstractNumId w:val="2"/>
+  </w:num>
+  <w:num w:numId="7" w16cid:durableId="576676017">
+    <w:abstractNumId w:val="3"/>
+  </w:num>
+  <w:num w:numId="8" w16cid:durableId="2022927068">
+    <w:abstractNumId w:val="9"/>
+  </w:num>
+  <w:num w:numId="9" w16cid:durableId="1751347493">
+    <w:abstractNumId w:val="0"/>
+  </w:num>
+  <w:num w:numId="10" w16cid:durableId="224680094">
+    <w:abstractNumId w:val="1"/>
+  </w:num>
+  <w:num w:numId="11" w16cid:durableId="928461708">
     <w:abstractNumId w:val="7"/>
   </w:num>
-  <w:num w:numId="2" w16cid:durableId="48189166">
-    <w:abstractNumId w:val="3"/>
-  </w:num>
-  <w:num w:numId="3" w16cid:durableId="27721776">
-    <w:abstractNumId w:val="5"/>
-  </w:num>
-  <w:num w:numId="4" w16cid:durableId="2115396278">
-    <w:abstractNumId w:val="2"/>
-  </w:num>
-  <w:num w:numId="5" w16cid:durableId="197477822">
-    <w:abstractNumId w:val="4"/>
-  </w:num>
-  <w:num w:numId="6" w16cid:durableId="688990630">
-    <w:abstractNumId w:val="0"/>
-  </w:num>
-  <w:num w:numId="7" w16cid:durableId="576676017">
-    <w:abstractNumId w:val="1"/>
-  </w:num>
-  <w:num w:numId="8" w16cid:durableId="2022927068">
-    <w:abstractNumId w:val="6"/>
+  <w:num w:numId="12" w16cid:durableId="222717928">
+    <w:abstractNumId w:val="10"/>
   </w:num>
 </w:numbering>
 </file>
@@ -1383,10 +1938,9 @@
     <w:next w:val="Normal"/>
     <w:link w:val="Titre3Car"/>
     <w:uiPriority w:val="9"/>
-    <w:semiHidden/>
     <w:unhideWhenUsed/>
     <w:qFormat/>
-    <w:rsid w:val="00CB79EC"/>
+    <w:rsid w:val="00AF02AE"/>
     <w:pPr>
       <w:keepNext/>
       <w:keepLines/>
@@ -1395,8 +1949,8 @@
     </w:pPr>
     <w:rPr>
       <w:rFonts w:eastAsiaTheme="majorEastAsia" w:cstheme="majorBidi"/>
-      <w:color w:val="0F4761" w:themeColor="accent1" w:themeShade="BF"/>
-      <w:sz w:val="28"/>
+      <w:b/>
+      <w:color w:val="000000" w:themeColor="text1"/>
       <w:szCs w:val="28"/>
     </w:rPr>
   </w:style>
@@ -1594,12 +2148,11 @@
     <w:basedOn w:val="Policepardfaut"/>
     <w:link w:val="Titre3"/>
     <w:uiPriority w:val="9"/>
-    <w:semiHidden/>
-    <w:rsid w:val="00CB79EC"/>
+    <w:rsid w:val="00AF02AE"/>
     <w:rPr>
       <w:rFonts w:eastAsiaTheme="majorEastAsia" w:cstheme="majorBidi"/>
-      <w:color w:val="0F4761" w:themeColor="accent1" w:themeShade="BF"/>
-      <w:sz w:val="28"/>
+      <w:b/>
+      <w:color w:val="000000" w:themeColor="text1"/>
       <w:szCs w:val="28"/>
     </w:rPr>
   </w:style>
